--- a/class4-books/Final/ICT/ICT Worksheet 1 Grade IV.docx
+++ b/class4-books/Final/ICT/ICT Worksheet 1 Grade IV.docx
@@ -194,7 +194,27 @@
           <w:szCs w:val="24"/>
           <w:lang w:val="en-US"/>
         </w:rPr>
-        <w:t>To rename a file ( or folder),_______________</w:t>
+        <w:t xml:space="preserve">To rename a file </w:t>
+      </w:r>
+      <w:proofErr w:type="gramStart"/>
+      <w:r>
+        <w:rPr>
+          <w:rFonts w:ascii="Times New Roman" w:hAnsi="Times New Roman" w:cs="Times New Roman"/>
+          <w:sz w:val="24"/>
+          <w:szCs w:val="24"/>
+          <w:lang w:val="en-US"/>
+        </w:rPr>
+        <w:t>( or</w:t>
+      </w:r>
+      <w:proofErr w:type="gramEnd"/>
+      <w:r>
+        <w:rPr>
+          <w:rFonts w:ascii="Times New Roman" w:hAnsi="Times New Roman" w:cs="Times New Roman"/>
+          <w:sz w:val="24"/>
+          <w:szCs w:val="24"/>
+          <w:lang w:val="en-US"/>
+        </w:rPr>
+        <w:t xml:space="preserve"> folder),_______________</w:t>
       </w:r>
       <w:r>
         <w:rPr>
@@ -406,6 +426,59 @@
     </w:p>
     <w:p>
       <w:pPr>
+        <w:pStyle w:val="ListParagraph"/>
+        <w:numPr>
+          <w:ilvl w:val="0"/>
+          <w:numId w:val="10"/>
+        </w:numPr>
+        <w:spacing w:after="0" w:line="240" w:lineRule="auto"/>
+        <w:rPr>
+          <w:rFonts w:ascii="Times New Roman" w:eastAsia="Times New Roman" w:hAnsi="Times New Roman" w:cs="Times New Roman"/>
+          <w:kern w:val="0"/>
+          <w:sz w:val="24"/>
+          <w:szCs w:val="24"/>
+          <w:lang w:val="en-US"/>
+          <w14:ligatures w14:val="none"/>
+        </w:rPr>
+      </w:pPr>
+      <w:r>
+        <w:rPr>
+          <w:rFonts w:ascii="Times New Roman" w:eastAsia="Times New Roman" w:hAnsi="Times New Roman" w:cs="Times New Roman"/>
+          <w:b/>
+          <w:bCs/>
+          <w:kern w:val="0"/>
+          <w:sz w:val="24"/>
+          <w:szCs w:val="24"/>
+          <w:lang w:val="en-US"/>
+          <w14:ligatures w14:val="none"/>
+        </w:rPr>
+        <w:t>Q.1 Choose the correct option:</w:t>
+      </w:r>
+      <w:r>
+        <w:rPr>
+          <w:rFonts w:ascii="Times New Roman" w:eastAsia="Times New Roman" w:hAnsi="Times New Roman" w:cs="Times New Roman"/>
+          <w:kern w:val="0"/>
+          <w:sz w:val="24"/>
+          <w:szCs w:val="24"/>
+          <w:lang w:val="en-US"/>
+          <w14:ligatures w14:val="none"/>
+        </w:rPr>
+        <w:t xml:space="preserve"> 1. (d) All of these, 2. (b) A machine's ability to think and learn like humans, 3. (b) F2, 4. (b) Title, 5. (d) Typewriter, 6. (b) Shift + Delete.</w:t>
+      </w:r>
+    </w:p>
+    <w:p>
+      <w:pPr>
+        <w:pStyle w:val="ListParagraph"/>
+        <w:ind w:hanging="360"/>
+        <w:rPr>
+          <w:rFonts w:ascii="Times New Roman" w:hAnsi="Times New Roman" w:cs="Times New Roman"/>
+          <w:sz w:val="24"/>
+          <w:szCs w:val="24"/>
+        </w:rPr>
+      </w:pPr>
+    </w:p>
+    <w:p>
+      <w:pPr>
         <w:rPr>
           <w:rFonts w:ascii="Times New Roman" w:hAnsi="Times New Roman" w:cs="Times New Roman"/>
           <w:b/>
@@ -662,7 +735,7 @@
           <w:noProof/>
         </w:rPr>
         <w:drawing>
-          <wp:anchor distT="0" distB="0" distL="114300" distR="114300" simplePos="0" relativeHeight="251659264" behindDoc="1" locked="0" layoutInCell="1" allowOverlap="1" wp14:anchorId="2E8AD8C0" wp14:editId="1D983D8F">
+          <wp:anchor distT="0" distB="0" distL="114300" distR="114300" simplePos="0" relativeHeight="251659264" behindDoc="1" locked="0" layoutInCell="1" allowOverlap="1" wp14:anchorId="2E8AD8C0" wp14:editId="2EF3D207">
             <wp:simplePos x="0" y="0"/>
             <wp:positionH relativeFrom="column">
               <wp:posOffset>1047115</wp:posOffset>
@@ -911,6 +984,7 @@
     </w:p>
     <w:p>
       <w:pPr>
+        <w:ind w:left="720"/>
         <w:rPr>
           <w:rFonts w:ascii="Times New Roman" w:hAnsi="Times New Roman" w:cs="Times New Roman"/>
           <w:b/>
@@ -1075,6 +1149,7 @@
           <w:szCs w:val="24"/>
           <w:lang w:val="en-US"/>
         </w:rPr>
+        <w:lastRenderedPageBreak/>
         <w:t xml:space="preserve">3. </w:t>
       </w:r>
       <w:r>
@@ -1131,7 +1206,6 @@
           <w:szCs w:val="24"/>
           <w:lang w:val="en-US"/>
         </w:rPr>
-        <w:lastRenderedPageBreak/>
         <w:t>5. Wash the vegetables.</w:t>
       </w:r>
     </w:p>
@@ -1720,6 +1794,7 @@
           <w:bCs/>
           <w:lang w:val="en-US"/>
         </w:rPr>
+        <w:lastRenderedPageBreak/>
         <w:t>Answer: b) Shift + Delete</w:t>
       </w:r>
       <w:r>
@@ -1741,7 +1816,7 @@
           <w:lang w:val="en-US"/>
         </w:rPr>
         <w:pict w14:anchorId="3EF68FC5">
-          <v:rect id="_x0000_i1049" style="width:0;height:1.5pt" o:hralign="center" o:hrstd="t" o:hr="t" fillcolor="#a0a0a0" stroked="f"/>
+          <v:rect id="_x0000_i1025" style="width:0;height:1.5pt" o:hralign="center" o:hrstd="t" o:hr="t" fillcolor="#a0a0a0" stroked="f"/>
         </w:pict>
       </w:r>
     </w:p>
@@ -1760,7 +1835,6 @@
           <w:bCs/>
           <w:lang w:val="en-US"/>
         </w:rPr>
-        <w:lastRenderedPageBreak/>
         <w:t>Q.2 Unscramble the word:</w:t>
       </w:r>
     </w:p>
@@ -1950,7 +2024,7 @@
           <w:lang w:val="en-US"/>
         </w:rPr>
         <w:pict w14:anchorId="13F64D8A">
-          <v:rect id="_x0000_i1050" style="width:0;height:1.5pt" o:hralign="center" o:hrstd="t" o:hr="t" fillcolor="#a0a0a0" stroked="f"/>
+          <v:rect id="_x0000_i1026" style="width:0;height:1.5pt" o:hralign="center" o:hrstd="t" o:hr="t" fillcolor="#a0a0a0" stroked="f"/>
         </w:pict>
       </w:r>
     </w:p>
@@ -2247,7 +2321,7 @@
           <w:lang w:val="en-US"/>
         </w:rPr>
         <w:pict w14:anchorId="60C925A3">
-          <v:rect id="_x0000_i1052" style="width:0;height:1.5pt" o:hralign="center" o:hrstd="t" o:hr="t" fillcolor="#a0a0a0" stroked="f"/>
+          <v:rect id="_x0000_i1027" style="width:0;height:1.5pt" o:hralign="center" o:hrstd="t" o:hr="t" fillcolor="#a0a0a0" stroked="f"/>
         </w:pict>
       </w:r>
     </w:p>
@@ -2416,6 +2490,170 @@
           <w:lang w:val="en-US"/>
         </w:rPr>
         <w:t>.</w:t>
+      </w:r>
+    </w:p>
+    <w:p>
+      <w:pPr>
+        <w:pStyle w:val="ListParagraph"/>
+        <w:spacing w:after="0" w:line="240" w:lineRule="auto"/>
+        <w:rPr>
+          <w:rFonts w:ascii="Times New Roman" w:eastAsia="Times New Roman" w:hAnsi="Times New Roman" w:cs="Times New Roman"/>
+          <w:kern w:val="0"/>
+          <w:sz w:val="24"/>
+          <w:szCs w:val="24"/>
+          <w:lang w:val="en-US"/>
+          <w14:ligatures w14:val="none"/>
+        </w:rPr>
+      </w:pPr>
+      <w:r>
+        <w:rPr>
+          <w:rFonts w:ascii="Times New Roman" w:eastAsia="Times New Roman" w:hAnsi="Times New Roman" w:cs="Times New Roman"/>
+          <w:kern w:val="0"/>
+          <w:sz w:val="24"/>
+          <w:szCs w:val="24"/>
+          <w:lang w:val="en-US"/>
+          <w14:ligatures w14:val="none"/>
+        </w:rPr>
+        <w:t xml:space="preserve">• </w:t>
+      </w:r>
+      <w:r>
+        <w:rPr>
+          <w:rFonts w:ascii="Times New Roman" w:eastAsia="Times New Roman" w:hAnsi="Times New Roman" w:cs="Times New Roman"/>
+          <w:b/>
+          <w:bCs/>
+          <w:kern w:val="0"/>
+          <w:sz w:val="24"/>
+          <w:szCs w:val="24"/>
+          <w:lang w:val="en-US"/>
+          <w14:ligatures w14:val="none"/>
+        </w:rPr>
+        <w:t>Q.4 Filling the missing steps (Vegetable Pulao):</w:t>
+      </w:r>
+      <w:r>
+        <w:rPr>
+          <w:rFonts w:ascii="Times New Roman" w:eastAsia="Times New Roman" w:hAnsi="Times New Roman" w:cs="Times New Roman"/>
+          <w:kern w:val="0"/>
+          <w:sz w:val="24"/>
+          <w:szCs w:val="24"/>
+          <w:lang w:val="en-US"/>
+          <w14:ligatures w14:val="none"/>
+        </w:rPr>
+        <w:t xml:space="preserve"> 2. ingredients, 3. Buy/Collect, 6. vegetables, 8. oil/ghee, 10. vegetables.</w:t>
+      </w:r>
+    </w:p>
+    <w:p>
+      <w:pPr>
+        <w:pStyle w:val="ListParagraph"/>
+        <w:numPr>
+          <w:ilvl w:val="0"/>
+          <w:numId w:val="10"/>
+        </w:numPr>
+        <w:spacing w:after="0" w:line="240" w:lineRule="auto"/>
+        <w:rPr>
+          <w:rFonts w:ascii="Times New Roman" w:eastAsia="Times New Roman" w:hAnsi="Times New Roman" w:cs="Times New Roman"/>
+          <w:kern w:val="0"/>
+          <w:sz w:val="24"/>
+          <w:szCs w:val="24"/>
+          <w:lang w:val="en-US"/>
+          <w14:ligatures w14:val="none"/>
+        </w:rPr>
+      </w:pPr>
+      <w:r>
+        <w:rPr>
+          <w:rFonts w:ascii="Times New Roman" w:eastAsia="Times New Roman" w:hAnsi="Times New Roman" w:cs="Times New Roman"/>
+          <w:kern w:val="0"/>
+          <w:sz w:val="24"/>
+          <w:szCs w:val="24"/>
+          <w:lang w:val="en-US"/>
+          <w14:ligatures w14:val="none"/>
+        </w:rPr>
+        <w:lastRenderedPageBreak/>
+        <w:t xml:space="preserve">• </w:t>
+      </w:r>
+      <w:r>
+        <w:rPr>
+          <w:rFonts w:ascii="Times New Roman" w:eastAsia="Times New Roman" w:hAnsi="Times New Roman" w:cs="Times New Roman"/>
+          <w:b/>
+          <w:bCs/>
+          <w:kern w:val="0"/>
+          <w:sz w:val="24"/>
+          <w:szCs w:val="24"/>
+          <w:lang w:val="en-US"/>
+          <w14:ligatures w14:val="none"/>
+        </w:rPr>
+        <w:t>Q.5 Identify the tabs:</w:t>
+      </w:r>
+      <w:r>
+        <w:rPr>
+          <w:rFonts w:ascii="Times New Roman" w:eastAsia="Times New Roman" w:hAnsi="Times New Roman" w:cs="Times New Roman"/>
+          <w:kern w:val="0"/>
+          <w:sz w:val="24"/>
+          <w:szCs w:val="24"/>
+          <w:lang w:val="en-US"/>
+          <w14:ligatures w14:val="none"/>
+        </w:rPr>
+        <w:t xml:space="preserve"> Insert Pictures = </w:t>
+      </w:r>
+      <w:r>
+        <w:rPr>
+          <w:rFonts w:ascii="Times New Roman" w:eastAsia="Times New Roman" w:hAnsi="Times New Roman" w:cs="Times New Roman"/>
+          <w:b/>
+          <w:bCs/>
+          <w:kern w:val="0"/>
+          <w:sz w:val="24"/>
+          <w:szCs w:val="24"/>
+          <w:lang w:val="en-US"/>
+          <w14:ligatures w14:val="none"/>
+        </w:rPr>
+        <w:t>INSERT tab</w:t>
+      </w:r>
+      <w:r>
+        <w:rPr>
+          <w:rFonts w:ascii="Times New Roman" w:eastAsia="Times New Roman" w:hAnsi="Times New Roman" w:cs="Times New Roman"/>
+          <w:kern w:val="0"/>
+          <w:sz w:val="24"/>
+          <w:szCs w:val="24"/>
+          <w:lang w:val="en-US"/>
+          <w14:ligatures w14:val="none"/>
+        </w:rPr>
+        <w:t xml:space="preserve">; New Slide = </w:t>
+      </w:r>
+      <w:r>
+        <w:rPr>
+          <w:rFonts w:ascii="Times New Roman" w:eastAsia="Times New Roman" w:hAnsi="Times New Roman" w:cs="Times New Roman"/>
+          <w:b/>
+          <w:bCs/>
+          <w:kern w:val="0"/>
+          <w:sz w:val="24"/>
+          <w:szCs w:val="24"/>
+          <w:lang w:val="en-US"/>
+          <w14:ligatures w14:val="none"/>
+        </w:rPr>
+        <w:t>HOME tab</w:t>
+      </w:r>
+      <w:r>
+        <w:rPr>
+          <w:rFonts w:ascii="Times New Roman" w:eastAsia="Times New Roman" w:hAnsi="Times New Roman" w:cs="Times New Roman"/>
+          <w:kern w:val="0"/>
+          <w:sz w:val="24"/>
+          <w:szCs w:val="24"/>
+          <w:lang w:val="en-US"/>
+          <w14:ligatures w14:val="none"/>
+        </w:rPr>
+        <w:t xml:space="preserve">; New/Open/Save = </w:t>
+      </w:r>
+      <w:r>
+        <w:rPr>
+          <w:rFonts w:ascii="Times New Roman" w:eastAsia="Times New Roman" w:hAnsi="Times New Roman" w:cs="Times New Roman"/>
+          <w:b/>
+          <w:bCs/>
+          <w:kern w:val="0"/>
+          <w:sz w:val="24"/>
+          <w:szCs w:val="24"/>
+          <w:lang w:val="en-US"/>
+          <w14:ligatures w14:val="none"/>
+        </w:rPr>
+        <w:t>FILE tab</w:t>
       </w:r>
     </w:p>
     <w:p>
@@ -4212,6 +4450,7 @@
   <w:style w:type="character" w:default="1" w:styleId="DefaultParagraphFont">
     <w:name w:val="Default Paragraph Font"/>
     <w:uiPriority w:val="1"/>
+    <w:semiHidden/>
     <w:unhideWhenUsed/>
   </w:style>
   <w:style w:type="table" w:default="1" w:styleId="TableNormal">
@@ -4555,6 +4794,11 @@
       <w:bCs/>
     </w:rPr>
   </w:style>
+  <w:style w:type="character" w:customStyle="1" w:styleId="ng-star-inserted">
+    <w:name w:val="ng-star-inserted"/>
+    <w:basedOn w:val="DefaultParagraphFont"/>
+    <w:rsid w:val="004572CF"/>
+  </w:style>
 </w:styles>
 </file>
 
